--- a/ExcitingUniverse Part2.docx
+++ b/ExcitingUniverse Part2.docx
@@ -10517,7 +10517,7 @@
           <w:sz w:val="22"/>
           <w:szCs w:val="22"/>
         </w:rPr>
-        <w:t xml:space="preserve"> ^ ^         ^                          ^        ^            ^</w:t>
+        <w:t xml:space="preserve"> ^ ^         ^                          ^       ^            ^</w:t>
       </w:r>
     </w:p>
     <w:p>
@@ -10581,14 +10581,336 @@
           <w:sz w:val="22"/>
           <w:szCs w:val="22"/>
         </w:rPr>
-        <w:t xml:space="preserve">1        </w:t>
-      </w:r>
+        <w:t>1       2 (</w:t>
+      </w:r>
+      <w:proofErr w:type="spellStart"/>
+      <w:r>
+        <w:rPr>
+          <w:sz w:val="22"/>
+          <w:szCs w:val="22"/>
+        </w:rPr>
+        <w:t>ΦEx</w:t>
+      </w:r>
+      <w:proofErr w:type="spellEnd"/>
       <w:proofErr w:type="gramStart"/>
       <w:r>
         <w:rPr>
           <w:sz w:val="22"/>
           <w:szCs w:val="22"/>
         </w:rPr>
+        <w:t>$)Ex$.  .  .</w:t>
+      </w:r>
+      <w:proofErr w:type="gramEnd"/>
+      <w:r>
+        <w:rPr>
+          <w:sz w:val="22"/>
+          <w:szCs w:val="22"/>
+        </w:rPr>
+        <w:t xml:space="preserve"> Ex$ = 1 </w:t>
+      </w:r>
+      <w:r>
+        <w:rPr>
+          <w:sz w:val="22"/>
+          <w:szCs w:val="22"/>
+        </w:rPr>
+        <w:sym w:font="Times New Roman" w:char="F00A"/>
+      </w:r>
+      <w:r>
+        <w:rPr>
+          <w:sz w:val="22"/>
+          <w:szCs w:val="22"/>
+        </w:rPr>
+        <w:t xml:space="preserve"> (A1 Ω) = 1 </w:t>
+      </w:r>
+      <w:proofErr w:type="spellStart"/>
+      <w:r>
+        <w:rPr>
+          <w:sz w:val="22"/>
+          <w:szCs w:val="22"/>
+        </w:rPr>
+        <w:t>NZSά</w:t>
+      </w:r>
+      <w:proofErr w:type="spellEnd"/>
+      <w:r>
+        <w:rPr>
+          <w:sz w:val="22"/>
+          <w:szCs w:val="22"/>
+        </w:rPr>
+        <w:t xml:space="preserve"> (A1 Ω)</w:t>
+      </w:r>
+    </w:p>
+    <w:p>
+      <w:pPr>
+        <w:ind w:left="720"/>
+        <w:rPr>
+          <w:sz w:val="22"/>
+          <w:szCs w:val="22"/>
+        </w:rPr>
+      </w:pPr>
+      <w:r>
+        <w:rPr>
+          <w:sz w:val="22"/>
+          <w:szCs w:val="22"/>
+        </w:rPr>
+        <w:tab/>
+      </w:r>
+      <w:r>
+        <w:rPr>
+          <w:sz w:val="22"/>
+          <w:szCs w:val="22"/>
+        </w:rPr>
+        <w:tab/>
+      </w:r>
+      <w:r>
+        <w:rPr>
+          <w:sz w:val="22"/>
+          <w:szCs w:val="22"/>
+        </w:rPr>
+        <w:tab/>
+        <w:t xml:space="preserve">                     ^      ^            ^</w:t>
+      </w:r>
+    </w:p>
+    <w:p>
+      <w:pPr>
+        <w:ind w:left="720"/>
+        <w:rPr>
+          <w:sz w:val="22"/>
+          <w:szCs w:val="22"/>
+        </w:rPr>
+      </w:pPr>
+      <w:r>
+        <w:rPr>
+          <w:sz w:val="22"/>
+          <w:szCs w:val="22"/>
+        </w:rPr>
+        <w:tab/>
+      </w:r>
+      <w:r>
+        <w:rPr>
+          <w:sz w:val="22"/>
+          <w:szCs w:val="22"/>
+        </w:rPr>
+        <w:tab/>
+      </w:r>
+      <w:r>
+        <w:rPr>
+          <w:sz w:val="22"/>
+          <w:szCs w:val="22"/>
+        </w:rPr>
+        <w:tab/>
+      </w:r>
+      <w:r>
+        <w:rPr>
+          <w:sz w:val="22"/>
+          <w:szCs w:val="22"/>
+        </w:rPr>
+        <w:tab/>
+        <w:t xml:space="preserve">        1      2 </w:t>
+      </w:r>
+      <w:r>
+        <w:rPr>
+          <w:sz w:val="22"/>
+          <w:szCs w:val="22"/>
+        </w:rPr>
+        <w:t xml:space="preserve"> </w:t>
+      </w:r>
+      <w:proofErr w:type="gramStart"/>
+      <w:r>
+        <w:rPr>
+          <w:sz w:val="22"/>
+          <w:szCs w:val="22"/>
+        </w:rPr>
+        <w:t xml:space="preserve">   </w:t>
+      </w:r>
+      <w:r>
+        <w:rPr>
+          <w:sz w:val="22"/>
+          <w:szCs w:val="22"/>
+        </w:rPr>
+        <w:t>(</w:t>
+      </w:r>
+      <w:proofErr w:type="spellStart"/>
+      <w:proofErr w:type="gramEnd"/>
+      <w:r>
+        <w:rPr>
+          <w:sz w:val="22"/>
+          <w:szCs w:val="22"/>
+        </w:rPr>
+        <w:t>ΦEx</w:t>
+      </w:r>
+      <w:proofErr w:type="spellEnd"/>
+      <w:proofErr w:type="gramStart"/>
+      <w:r>
+        <w:rPr>
+          <w:sz w:val="22"/>
+          <w:szCs w:val="22"/>
+        </w:rPr>
+        <w:t>$)Ex$</w:t>
+      </w:r>
+      <w:r>
+        <w:rPr>
+          <w:sz w:val="22"/>
+          <w:szCs w:val="22"/>
+        </w:rPr>
+        <w:t>.  .  .</w:t>
+      </w:r>
+      <w:proofErr w:type="gramEnd"/>
+      <w:r>
+        <w:rPr>
+          <w:sz w:val="22"/>
+          <w:szCs w:val="22"/>
+        </w:rPr>
+        <w:t xml:space="preserve"> Ex$</w:t>
+      </w:r>
+    </w:p>
+    <w:p>
+      <w:pPr>
+        <w:ind w:left="720"/>
+        <w:rPr>
+          <w:sz w:val="22"/>
+          <w:szCs w:val="22"/>
+        </w:rPr>
+      </w:pPr>
+      <w:r>
+        <w:rPr>
+          <w:sz w:val="22"/>
+          <w:szCs w:val="22"/>
+        </w:rPr>
+        <w:t xml:space="preserve">              </w:t>
+      </w:r>
+      <w:r>
+        <w:rPr>
+          <w:sz w:val="22"/>
+          <w:szCs w:val="22"/>
+        </w:rPr>
+        <w:tab/>
+      </w:r>
+      <w:r>
+        <w:rPr>
+          <w:sz w:val="22"/>
+          <w:szCs w:val="22"/>
+        </w:rPr>
+        <w:tab/>
+      </w:r>
+      <w:r>
+        <w:rPr>
+          <w:sz w:val="22"/>
+          <w:szCs w:val="22"/>
+        </w:rPr>
+        <w:tab/>
+      </w:r>
+      <w:r>
+        <w:rPr>
+          <w:sz w:val="22"/>
+          <w:szCs w:val="22"/>
+        </w:rPr>
+        <w:tab/>
+      </w:r>
+      <w:r>
+        <w:rPr>
+          <w:sz w:val="22"/>
+          <w:szCs w:val="22"/>
+        </w:rPr>
+        <w:t xml:space="preserve">            </w:t>
+      </w:r>
+      <w:r>
+        <w:rPr>
+          <w:sz w:val="22"/>
+          <w:szCs w:val="22"/>
+        </w:rPr>
+        <w:t xml:space="preserve"> </w:t>
+      </w:r>
+      <w:r>
+        <w:rPr>
+          <w:sz w:val="22"/>
+          <w:szCs w:val="22"/>
+        </w:rPr>
+        <w:t xml:space="preserve">   </w:t>
+      </w:r>
+      <w:r>
+        <w:rPr>
+          <w:sz w:val="22"/>
+          <w:szCs w:val="22"/>
+        </w:rPr>
+        <w:t>^      ^             ^</w:t>
+      </w:r>
+    </w:p>
+    <w:p>
+      <w:pPr>
+        <w:ind w:left="720"/>
+        <w:rPr>
+          <w:sz w:val="22"/>
+          <w:szCs w:val="22"/>
+        </w:rPr>
+      </w:pPr>
+      <w:r>
+        <w:rPr>
+          <w:sz w:val="22"/>
+          <w:szCs w:val="22"/>
+        </w:rPr>
+        <w:tab/>
+      </w:r>
+      <w:r>
+        <w:rPr>
+          <w:sz w:val="22"/>
+          <w:szCs w:val="22"/>
+        </w:rPr>
+        <w:tab/>
+      </w:r>
+      <w:r>
+        <w:rPr>
+          <w:sz w:val="22"/>
+          <w:szCs w:val="22"/>
+        </w:rPr>
+        <w:tab/>
+      </w:r>
+      <w:r>
+        <w:rPr>
+          <w:sz w:val="22"/>
+          <w:szCs w:val="22"/>
+        </w:rPr>
+        <w:tab/>
+      </w:r>
+      <w:r>
+        <w:rPr>
+          <w:sz w:val="22"/>
+          <w:szCs w:val="22"/>
+        </w:rPr>
+        <w:tab/>
+      </w:r>
+      <w:r>
+        <w:rPr>
+          <w:sz w:val="22"/>
+          <w:szCs w:val="22"/>
+        </w:rPr>
+        <w:t xml:space="preserve">             </w:t>
+      </w:r>
+      <w:r>
+        <w:rPr>
+          <w:sz w:val="22"/>
+          <w:szCs w:val="22"/>
+        </w:rPr>
+        <w:t xml:space="preserve">   </w:t>
+      </w:r>
+      <w:r>
+        <w:rPr>
+          <w:sz w:val="22"/>
+          <w:szCs w:val="22"/>
+        </w:rPr>
+        <w:t xml:space="preserve">1     </w:t>
+      </w:r>
+      <w:r>
+        <w:rPr>
+          <w:sz w:val="22"/>
+          <w:szCs w:val="22"/>
+        </w:rPr>
+        <w:t xml:space="preserve"> </w:t>
+      </w:r>
+      <w:r>
+        <w:rPr>
+          <w:sz w:val="22"/>
+          <w:szCs w:val="22"/>
+        </w:rPr>
         <w:t xml:space="preserve">2 </w:t>
       </w:r>
       <w:r>
@@ -10598,6 +10920,14 @@
         </w:rPr>
         <w:t xml:space="preserve"> </w:t>
       </w:r>
+      <w:proofErr w:type="gramStart"/>
+      <w:r>
+        <w:rPr>
+          <w:sz w:val="22"/>
+          <w:szCs w:val="22"/>
+        </w:rPr>
+        <w:t xml:space="preserve">   </w:t>
+      </w:r>
       <w:r>
         <w:rPr>
           <w:sz w:val="22"/>
@@ -10621,6 +10951,212 @@
           <w:sz w:val="22"/>
           <w:szCs w:val="22"/>
         </w:rPr>
+        <w:t>$)Ex$</w:t>
+      </w:r>
+      <w:r>
+        <w:rPr>
+          <w:sz w:val="22"/>
+          <w:szCs w:val="22"/>
+        </w:rPr>
+        <w:t>.  .  .</w:t>
+      </w:r>
+      <w:proofErr w:type="gramEnd"/>
+      <w:r>
+        <w:rPr>
+          <w:sz w:val="22"/>
+          <w:szCs w:val="22"/>
+        </w:rPr>
+        <w:t xml:space="preserve"> Ex$</w:t>
+      </w:r>
+    </w:p>
+    <w:p>
+      <w:pPr>
+        <w:ind w:left="720"/>
+        <w:rPr>
+          <w:sz w:val="22"/>
+          <w:szCs w:val="22"/>
+        </w:rPr>
+      </w:pPr>
+      <w:r>
+        <w:rPr>
+          <w:sz w:val="22"/>
+          <w:szCs w:val="22"/>
+        </w:rPr>
+        <w:tab/>
+      </w:r>
+      <w:r>
+        <w:rPr>
+          <w:sz w:val="22"/>
+          <w:szCs w:val="22"/>
+        </w:rPr>
+        <w:tab/>
+      </w:r>
+      <w:r>
+        <w:rPr>
+          <w:sz w:val="22"/>
+          <w:szCs w:val="22"/>
+        </w:rPr>
+        <w:tab/>
+      </w:r>
+      <w:r>
+        <w:rPr>
+          <w:sz w:val="22"/>
+          <w:szCs w:val="22"/>
+        </w:rPr>
+        <w:tab/>
+      </w:r>
+      <w:r>
+        <w:rPr>
+          <w:sz w:val="22"/>
+          <w:szCs w:val="22"/>
+        </w:rPr>
+        <w:tab/>
+      </w:r>
+      <w:r>
+        <w:rPr>
+          <w:sz w:val="22"/>
+          <w:szCs w:val="22"/>
+        </w:rPr>
+        <w:tab/>
+      </w:r>
+      <w:r>
+        <w:rPr>
+          <w:sz w:val="22"/>
+          <w:szCs w:val="22"/>
+        </w:rPr>
+        <w:tab/>
+      </w:r>
+      <w:r>
+        <w:rPr>
+          <w:sz w:val="22"/>
+          <w:szCs w:val="22"/>
+        </w:rPr>
+        <w:t xml:space="preserve">   </w:t>
+      </w:r>
+      <w:r>
+        <w:rPr>
+          <w:sz w:val="22"/>
+          <w:szCs w:val="22"/>
+        </w:rPr>
+        <w:t xml:space="preserve">        </w:t>
+      </w:r>
+      <w:r>
+        <w:rPr>
+          <w:sz w:val="22"/>
+          <w:szCs w:val="22"/>
+        </w:rPr>
+        <w:t>^      ^            ^</w:t>
+      </w:r>
+    </w:p>
+    <w:p>
+      <w:pPr>
+        <w:ind w:left="720"/>
+        <w:rPr>
+          <w:sz w:val="22"/>
+          <w:szCs w:val="22"/>
+        </w:rPr>
+      </w:pPr>
+      <w:r>
+        <w:rPr>
+          <w:sz w:val="22"/>
+          <w:szCs w:val="22"/>
+        </w:rPr>
+        <w:tab/>
+      </w:r>
+      <w:r>
+        <w:rPr>
+          <w:sz w:val="22"/>
+          <w:szCs w:val="22"/>
+        </w:rPr>
+        <w:tab/>
+      </w:r>
+      <w:r>
+        <w:rPr>
+          <w:sz w:val="22"/>
+          <w:szCs w:val="22"/>
+        </w:rPr>
+        <w:tab/>
+      </w:r>
+      <w:r>
+        <w:rPr>
+          <w:sz w:val="22"/>
+          <w:szCs w:val="22"/>
+        </w:rPr>
+        <w:tab/>
+      </w:r>
+      <w:r>
+        <w:rPr>
+          <w:sz w:val="22"/>
+          <w:szCs w:val="22"/>
+        </w:rPr>
+        <w:tab/>
+      </w:r>
+      <w:r>
+        <w:rPr>
+          <w:sz w:val="22"/>
+          <w:szCs w:val="22"/>
+        </w:rPr>
+        <w:tab/>
+      </w:r>
+      <w:r>
+        <w:rPr>
+          <w:sz w:val="22"/>
+          <w:szCs w:val="22"/>
+        </w:rPr>
+        <w:tab/>
+      </w:r>
+      <w:r>
+        <w:rPr>
+          <w:sz w:val="22"/>
+          <w:szCs w:val="22"/>
+        </w:rPr>
+        <w:t xml:space="preserve">   </w:t>
+      </w:r>
+      <w:r>
+        <w:rPr>
+          <w:sz w:val="22"/>
+          <w:szCs w:val="22"/>
+        </w:rPr>
+        <w:t xml:space="preserve">         </w:t>
+      </w:r>
+      <w:r>
+        <w:rPr>
+          <w:sz w:val="22"/>
+          <w:szCs w:val="22"/>
+        </w:rPr>
+        <w:t xml:space="preserve">1      2 </w:t>
+      </w:r>
+      <w:proofErr w:type="gramStart"/>
+      <w:r>
+        <w:rPr>
+          <w:sz w:val="22"/>
+          <w:szCs w:val="22"/>
+        </w:rPr>
+        <w:t xml:space="preserve">   (</w:t>
+      </w:r>
+      <w:proofErr w:type="spellStart"/>
+      <w:proofErr w:type="gramEnd"/>
+      <w:r>
+        <w:rPr>
+          <w:sz w:val="22"/>
+          <w:szCs w:val="22"/>
+        </w:rPr>
+        <w:t>Φ</w:t>
+      </w:r>
+      <w:r>
+        <w:rPr>
+          <w:sz w:val="22"/>
+          <w:szCs w:val="22"/>
+        </w:rPr>
+        <w:t>Ex</w:t>
+      </w:r>
+      <w:proofErr w:type="spellEnd"/>
+      <w:proofErr w:type="gramStart"/>
+      <w:r>
+        <w:rPr>
+          <w:sz w:val="22"/>
+          <w:szCs w:val="22"/>
+        </w:rPr>
         <w:t>$)Ex$.  .  .</w:t>
       </w:r>
       <w:proofErr w:type="gramEnd"/>
@@ -10629,189 +11165,115 @@
           <w:sz w:val="22"/>
           <w:szCs w:val="22"/>
         </w:rPr>
-        <w:t xml:space="preserve"> Ex$ = 1 </w:t>
-      </w:r>
-      <w:r>
-        <w:rPr>
-          <w:sz w:val="22"/>
-          <w:szCs w:val="22"/>
-        </w:rPr>
-        <w:sym w:font="Times New Roman" w:char="F00A"/>
-      </w:r>
-      <w:r>
-        <w:rPr>
-          <w:sz w:val="22"/>
-          <w:szCs w:val="22"/>
-        </w:rPr>
-        <w:t xml:space="preserve"> (A1 Ω) = 1 </w:t>
-      </w:r>
-      <w:proofErr w:type="spellStart"/>
-      <w:r>
-        <w:rPr>
-          <w:sz w:val="22"/>
-          <w:szCs w:val="22"/>
-        </w:rPr>
-        <w:t>NZSά</w:t>
-      </w:r>
-      <w:proofErr w:type="spellEnd"/>
-      <w:r>
-        <w:rPr>
-          <w:sz w:val="22"/>
-          <w:szCs w:val="22"/>
-        </w:rPr>
-        <w:t xml:space="preserve"> (A1 Ω)</w:t>
-      </w:r>
-    </w:p>
-    <w:p>
-      <w:pPr>
-        <w:ind w:left="720"/>
-        <w:rPr>
-          <w:sz w:val="22"/>
-          <w:szCs w:val="22"/>
-        </w:rPr>
-      </w:pPr>
-      <w:r>
-        <w:rPr>
-          <w:sz w:val="22"/>
-          <w:szCs w:val="22"/>
-        </w:rPr>
-        <w:tab/>
-      </w:r>
-      <w:r>
-        <w:rPr>
-          <w:sz w:val="22"/>
-          <w:szCs w:val="22"/>
-        </w:rPr>
-        <w:tab/>
-      </w:r>
-      <w:r>
-        <w:rPr>
-          <w:sz w:val="22"/>
-          <w:szCs w:val="22"/>
-        </w:rPr>
-        <w:tab/>
-        <w:t xml:space="preserve">                       ^      ^            ^</w:t>
-      </w:r>
-    </w:p>
-    <w:p>
-      <w:pPr>
-        <w:ind w:left="720"/>
-        <w:rPr>
-          <w:sz w:val="22"/>
-          <w:szCs w:val="22"/>
-        </w:rPr>
-      </w:pPr>
-      <w:r>
-        <w:rPr>
-          <w:sz w:val="22"/>
-          <w:szCs w:val="22"/>
-        </w:rPr>
-        <w:tab/>
-      </w:r>
-      <w:r>
-        <w:rPr>
-          <w:sz w:val="22"/>
-          <w:szCs w:val="22"/>
-        </w:rPr>
-        <w:tab/>
-      </w:r>
-      <w:r>
-        <w:rPr>
-          <w:sz w:val="22"/>
-          <w:szCs w:val="22"/>
-        </w:rPr>
-        <w:tab/>
-      </w:r>
-      <w:r>
-        <w:rPr>
-          <w:sz w:val="22"/>
-          <w:szCs w:val="22"/>
-        </w:rPr>
-        <w:tab/>
-        <w:t xml:space="preserve">          1      2 (</w:t>
-      </w:r>
-      <w:proofErr w:type="spellStart"/>
-      <w:r>
-        <w:rPr>
-          <w:sz w:val="22"/>
-          <w:szCs w:val="22"/>
-        </w:rPr>
-        <w:t>ΦEx</w:t>
-      </w:r>
-      <w:proofErr w:type="spellEnd"/>
+        <w:t xml:space="preserve"> Ex$</w:t>
+      </w:r>
+      <w:r>
+        <w:rPr>
+          <w:sz w:val="22"/>
+          <w:szCs w:val="22"/>
+        </w:rPr>
+        <w:t xml:space="preserve"> </w:t>
+      </w:r>
+    </w:p>
+    <w:p>
+      <w:pPr>
+        <w:ind w:left="720"/>
+        <w:rPr>
+          <w:sz w:val="22"/>
+          <w:szCs w:val="22"/>
+        </w:rPr>
+      </w:pPr>
+      <w:r>
+        <w:rPr>
+          <w:sz w:val="22"/>
+          <w:szCs w:val="22"/>
+        </w:rPr>
+        <w:t xml:space="preserve">                                                                                                                          ^       ^            </w:t>
+      </w:r>
+      <w:r>
+        <w:rPr>
+          <w:sz w:val="22"/>
+          <w:szCs w:val="22"/>
+        </w:rPr>
+        <w:t xml:space="preserve"> </w:t>
+      </w:r>
+      <w:r>
+        <w:rPr>
+          <w:sz w:val="22"/>
+          <w:szCs w:val="22"/>
+        </w:rPr>
+        <w:t>^</w:t>
+      </w:r>
+    </w:p>
+    <w:p>
+      <w:pPr>
+        <w:ind w:left="720"/>
+        <w:rPr>
+          <w:sz w:val="22"/>
+          <w:szCs w:val="22"/>
+        </w:rPr>
+      </w:pPr>
+      <w:r>
+        <w:rPr>
+          <w:sz w:val="22"/>
+          <w:szCs w:val="22"/>
+        </w:rPr>
+        <w:t xml:space="preserve">       </w:t>
+      </w:r>
+      <w:r>
+        <w:rPr>
+          <w:sz w:val="22"/>
+          <w:szCs w:val="22"/>
+        </w:rPr>
+        <w:t xml:space="preserve">        </w:t>
+      </w:r>
+      <w:r>
+        <w:rPr>
+          <w:sz w:val="22"/>
+          <w:szCs w:val="22"/>
+        </w:rPr>
+        <w:t xml:space="preserve">                                                                                                           1       2  </w:t>
+      </w:r>
       <w:proofErr w:type="gramStart"/>
       <w:r>
         <w:rPr>
           <w:sz w:val="22"/>
           <w:szCs w:val="22"/>
         </w:rPr>
-        <w:t>$)Ex$</w:t>
-      </w:r>
-      <w:r>
-        <w:rPr>
-          <w:sz w:val="22"/>
-          <w:szCs w:val="22"/>
-        </w:rPr>
-        <w:t>.  .  .</w:t>
-      </w:r>
+        <w:t xml:space="preserve">   </w:t>
+      </w:r>
+      <w:r>
+        <w:rPr>
+          <w:sz w:val="22"/>
+          <w:szCs w:val="22"/>
+        </w:rPr>
+        <w:t>(</w:t>
+      </w:r>
+      <w:proofErr w:type="spellStart"/>
       <w:proofErr w:type="gramEnd"/>
       <w:r>
         <w:rPr>
           <w:sz w:val="22"/>
           <w:szCs w:val="22"/>
         </w:rPr>
-        <w:t xml:space="preserve"> Ex$</w:t>
-      </w:r>
-    </w:p>
-    <w:p>
-      <w:pPr>
-        <w:ind w:left="720"/>
-        <w:rPr>
-          <w:sz w:val="22"/>
-          <w:szCs w:val="22"/>
-        </w:rPr>
-      </w:pPr>
-      <w:r>
-        <w:rPr>
-          <w:sz w:val="22"/>
-          <w:szCs w:val="22"/>
-        </w:rPr>
-        <w:t xml:space="preserve">              </w:t>
-      </w:r>
-      <w:r>
-        <w:rPr>
-          <w:sz w:val="22"/>
-          <w:szCs w:val="22"/>
-        </w:rPr>
-        <w:tab/>
-      </w:r>
-      <w:r>
-        <w:rPr>
-          <w:sz w:val="22"/>
-          <w:szCs w:val="22"/>
-        </w:rPr>
-        <w:tab/>
-      </w:r>
-      <w:r>
-        <w:rPr>
-          <w:sz w:val="22"/>
-          <w:szCs w:val="22"/>
-        </w:rPr>
-        <w:tab/>
-      </w:r>
-      <w:r>
-        <w:rPr>
-          <w:sz w:val="22"/>
-          <w:szCs w:val="22"/>
-        </w:rPr>
-        <w:tab/>
-      </w:r>
-      <w:r>
-        <w:rPr>
-          <w:sz w:val="22"/>
-          <w:szCs w:val="22"/>
-        </w:rPr>
-        <w:t xml:space="preserve">            </w:t>
+        <w:t>ΦEx</w:t>
+      </w:r>
+      <w:proofErr w:type="spellEnd"/>
+      <w:proofErr w:type="gramStart"/>
+      <w:r>
+        <w:rPr>
+          <w:sz w:val="22"/>
+          <w:szCs w:val="22"/>
+        </w:rPr>
+        <w:t>$)Ex</w:t>
+      </w:r>
+      <w:proofErr w:type="gramEnd"/>
+      <w:r>
+        <w:rPr>
+          <w:sz w:val="22"/>
+          <w:szCs w:val="22"/>
+        </w:rPr>
+        <w:t>$</w:t>
       </w:r>
       <w:r>
         <w:rPr>
@@ -10819,326 +11281,6 @@
           <w:szCs w:val="22"/>
         </w:rPr>
         <w:t xml:space="preserve"> </w:t>
-      </w:r>
-      <w:r>
-        <w:rPr>
-          <w:sz w:val="22"/>
-          <w:szCs w:val="22"/>
-        </w:rPr>
-        <w:t>^      ^             ^</w:t>
-      </w:r>
-    </w:p>
-    <w:p>
-      <w:pPr>
-        <w:ind w:left="720"/>
-        <w:rPr>
-          <w:sz w:val="22"/>
-          <w:szCs w:val="22"/>
-        </w:rPr>
-      </w:pPr>
-      <w:r>
-        <w:rPr>
-          <w:sz w:val="22"/>
-          <w:szCs w:val="22"/>
-        </w:rPr>
-        <w:tab/>
-      </w:r>
-      <w:r>
-        <w:rPr>
-          <w:sz w:val="22"/>
-          <w:szCs w:val="22"/>
-        </w:rPr>
-        <w:tab/>
-      </w:r>
-      <w:r>
-        <w:rPr>
-          <w:sz w:val="22"/>
-          <w:szCs w:val="22"/>
-        </w:rPr>
-        <w:tab/>
-      </w:r>
-      <w:r>
-        <w:rPr>
-          <w:sz w:val="22"/>
-          <w:szCs w:val="22"/>
-        </w:rPr>
-        <w:tab/>
-      </w:r>
-      <w:r>
-        <w:rPr>
-          <w:sz w:val="22"/>
-          <w:szCs w:val="22"/>
-        </w:rPr>
-        <w:tab/>
-      </w:r>
-      <w:r>
-        <w:rPr>
-          <w:sz w:val="22"/>
-          <w:szCs w:val="22"/>
-        </w:rPr>
-        <w:t xml:space="preserve">             </w:t>
-      </w:r>
-      <w:r>
-        <w:rPr>
-          <w:sz w:val="22"/>
-          <w:szCs w:val="22"/>
-        </w:rPr>
-        <w:t xml:space="preserve">1     </w:t>
-      </w:r>
-      <w:r>
-        <w:rPr>
-          <w:sz w:val="22"/>
-          <w:szCs w:val="22"/>
-        </w:rPr>
-        <w:t xml:space="preserve"> </w:t>
-      </w:r>
-      <w:r>
-        <w:rPr>
-          <w:sz w:val="22"/>
-          <w:szCs w:val="22"/>
-        </w:rPr>
-        <w:t>2 (</w:t>
-      </w:r>
-      <w:proofErr w:type="spellStart"/>
-      <w:r>
-        <w:rPr>
-          <w:sz w:val="22"/>
-          <w:szCs w:val="22"/>
-        </w:rPr>
-        <w:t>ΦEx</w:t>
-      </w:r>
-      <w:proofErr w:type="spellEnd"/>
-      <w:proofErr w:type="gramStart"/>
-      <w:r>
-        <w:rPr>
-          <w:sz w:val="22"/>
-          <w:szCs w:val="22"/>
-        </w:rPr>
-        <w:t>$)Ex$</w:t>
-      </w:r>
-      <w:r>
-        <w:rPr>
-          <w:sz w:val="22"/>
-          <w:szCs w:val="22"/>
-        </w:rPr>
-        <w:t>.  .  .</w:t>
-      </w:r>
-      <w:proofErr w:type="gramEnd"/>
-      <w:r>
-        <w:rPr>
-          <w:sz w:val="22"/>
-          <w:szCs w:val="22"/>
-        </w:rPr>
-        <w:t xml:space="preserve"> Ex$</w:t>
-      </w:r>
-    </w:p>
-    <w:p>
-      <w:pPr>
-        <w:ind w:left="720"/>
-        <w:rPr>
-          <w:sz w:val="22"/>
-          <w:szCs w:val="22"/>
-        </w:rPr>
-      </w:pPr>
-      <w:r>
-        <w:rPr>
-          <w:sz w:val="22"/>
-          <w:szCs w:val="22"/>
-        </w:rPr>
-        <w:tab/>
-      </w:r>
-      <w:r>
-        <w:rPr>
-          <w:sz w:val="22"/>
-          <w:szCs w:val="22"/>
-        </w:rPr>
-        <w:tab/>
-      </w:r>
-      <w:r>
-        <w:rPr>
-          <w:sz w:val="22"/>
-          <w:szCs w:val="22"/>
-        </w:rPr>
-        <w:tab/>
-      </w:r>
-      <w:r>
-        <w:rPr>
-          <w:sz w:val="22"/>
-          <w:szCs w:val="22"/>
-        </w:rPr>
-        <w:tab/>
-      </w:r>
-      <w:r>
-        <w:rPr>
-          <w:sz w:val="22"/>
-          <w:szCs w:val="22"/>
-        </w:rPr>
-        <w:tab/>
-      </w:r>
-      <w:r>
-        <w:rPr>
-          <w:sz w:val="22"/>
-          <w:szCs w:val="22"/>
-        </w:rPr>
-        <w:tab/>
-      </w:r>
-      <w:r>
-        <w:rPr>
-          <w:sz w:val="22"/>
-          <w:szCs w:val="22"/>
-        </w:rPr>
-        <w:tab/>
-      </w:r>
-      <w:r>
-        <w:rPr>
-          <w:sz w:val="22"/>
-          <w:szCs w:val="22"/>
-        </w:rPr>
-        <w:t xml:space="preserve">   </w:t>
-      </w:r>
-      <w:r>
-        <w:rPr>
-          <w:sz w:val="22"/>
-          <w:szCs w:val="22"/>
-        </w:rPr>
-        <w:t>^       ^            ^</w:t>
-      </w:r>
-    </w:p>
-    <w:p>
-      <w:pPr>
-        <w:ind w:left="720"/>
-        <w:rPr>
-          <w:sz w:val="22"/>
-          <w:szCs w:val="22"/>
-        </w:rPr>
-      </w:pPr>
-      <w:r>
-        <w:rPr>
-          <w:sz w:val="22"/>
-          <w:szCs w:val="22"/>
-        </w:rPr>
-        <w:tab/>
-      </w:r>
-      <w:r>
-        <w:rPr>
-          <w:sz w:val="22"/>
-          <w:szCs w:val="22"/>
-        </w:rPr>
-        <w:tab/>
-      </w:r>
-      <w:r>
-        <w:rPr>
-          <w:sz w:val="22"/>
-          <w:szCs w:val="22"/>
-        </w:rPr>
-        <w:tab/>
-      </w:r>
-      <w:r>
-        <w:rPr>
-          <w:sz w:val="22"/>
-          <w:szCs w:val="22"/>
-        </w:rPr>
-        <w:tab/>
-      </w:r>
-      <w:r>
-        <w:rPr>
-          <w:sz w:val="22"/>
-          <w:szCs w:val="22"/>
-        </w:rPr>
-        <w:tab/>
-      </w:r>
-      <w:r>
-        <w:rPr>
-          <w:sz w:val="22"/>
-          <w:szCs w:val="22"/>
-        </w:rPr>
-        <w:tab/>
-      </w:r>
-      <w:r>
-        <w:rPr>
-          <w:sz w:val="22"/>
-          <w:szCs w:val="22"/>
-        </w:rPr>
-        <w:tab/>
-      </w:r>
-      <w:r>
-        <w:rPr>
-          <w:sz w:val="22"/>
-          <w:szCs w:val="22"/>
-        </w:rPr>
-        <w:t xml:space="preserve">   </w:t>
-      </w:r>
-      <w:r>
-        <w:rPr>
-          <w:sz w:val="22"/>
-          <w:szCs w:val="22"/>
-        </w:rPr>
-        <w:t xml:space="preserve">1       2 </w:t>
-      </w:r>
-      <w:r>
-        <w:rPr>
-          <w:sz w:val="22"/>
-          <w:szCs w:val="22"/>
-        </w:rPr>
-        <w:t xml:space="preserve"> </w:t>
-      </w:r>
-      <w:proofErr w:type="spellStart"/>
-      <w:r>
-        <w:rPr>
-          <w:sz w:val="22"/>
-          <w:szCs w:val="22"/>
-        </w:rPr>
-        <w:t>ΦEx$Ex$</w:t>
-      </w:r>
-      <w:r>
-        <w:rPr>
-          <w:sz w:val="22"/>
-          <w:szCs w:val="22"/>
-        </w:rPr>
-        <w:t>Ex$</w:t>
-      </w:r>
-      <w:r>
-        <w:rPr>
-          <w:sz w:val="22"/>
-          <w:szCs w:val="22"/>
-        </w:rPr>
-        <w:t>Ex$</w:t>
-      </w:r>
-      <w:r>
-        <w:rPr>
-          <w:sz w:val="22"/>
-          <w:szCs w:val="22"/>
-        </w:rPr>
-        <w:t>Ex$Ex$</w:t>
-      </w:r>
-      <w:r>
-        <w:rPr>
-          <w:sz w:val="22"/>
-          <w:szCs w:val="22"/>
-        </w:rPr>
-        <w:t>Ex</w:t>
-      </w:r>
-      <w:proofErr w:type="spellEnd"/>
-      <w:r>
-        <w:rPr>
-          <w:sz w:val="22"/>
-          <w:szCs w:val="22"/>
-        </w:rPr>
-        <w:t>$</w:t>
-      </w:r>
-      <w:r>
-        <w:rPr>
-          <w:sz w:val="22"/>
-          <w:szCs w:val="22"/>
-        </w:rPr>
-        <w:t xml:space="preserve">        </w:t>
-      </w:r>
-      <w:r>
-        <w:rPr>
-          <w:sz w:val="22"/>
-          <w:szCs w:val="22"/>
-        </w:rPr>
-        <w:t xml:space="preserve">        </w:t>
       </w:r>
     </w:p>
     <w:p>
@@ -11514,6 +11656,7 @@
           <w:sz w:val="22"/>
           <w:szCs w:val="22"/>
         </w:rPr>
+        <w:lastRenderedPageBreak/>
         <w:t>a</w:t>
       </w:r>
       <w:r>
@@ -11622,7 +11765,6 @@
           <w:sz w:val="22"/>
           <w:szCs w:val="22"/>
         </w:rPr>
-        <w:lastRenderedPageBreak/>
         <w:t xml:space="preserve">                                                                                        </w:t>
       </w:r>
     </w:p>
@@ -12543,14 +12685,6 @@
         </w:rPr>
         <w:t>$)</w:t>
       </w:r>
-    </w:p>
-    <w:p>
-      <w:pPr>
-        <w:rPr>
-          <w:sz w:val="22"/>
-          <w:szCs w:val="22"/>
-        </w:rPr>
-      </w:pPr>
     </w:p>
     <w:p>
       <w:pPr>
@@ -13523,7 +13657,6 @@
           <w:sz w:val="22"/>
           <w:szCs w:val="22"/>
         </w:rPr>
-        <w:lastRenderedPageBreak/>
         <w:tab/>
       </w:r>
       <w:r>
